--- a/Прогнозирование_и_моделирование/04_Проверочный_тест_с_ключом.docx
+++ b/Прогнозирование_и_моделирование/04_Проверочный_тест_с_ключом.docx
@@ -12,7 +12,25 @@
     </w:p>
     <w:p>
       <w:r>
-        <w:t>Фамилия, имя: ______________________  Время: 5–6 минут. В вопросах 1–8 выберите один ответ.</w:t>
+        <w:t xml:space="preserve">Фамилия, имя: ______________________  Время: 5–6 минут. В вопросах 1–8 и 10 выберите </w:t>
+      </w:r>
+      <w:r>
+        <w:rPr>
+          <w:b/>
+        </w:rPr>
+        <w:t>один</w:t>
+      </w:r>
+      <w:r>
+        <w:t xml:space="preserve"> ответ, в вопросе 9 — </w:t>
+      </w:r>
+      <w:r>
+        <w:rPr>
+          <w:b/>
+        </w:rPr>
+        <w:t>все</w:t>
+      </w:r>
+      <w:r>
+        <w:t xml:space="preserve"> верные.</w:t>
       </w:r>
     </w:p>
     <w:p>
@@ -502,12 +520,47 @@
         <w:t>9.</w:t>
       </w:r>
       <w:r>
-        <w:t xml:space="preserve"> (Короткий ответ.) Что означает R² = 0,95 для модели «выручка от рекламы»? Одно предложение.</w:t>
+        <w:t xml:space="preserve"> (Несколько верных ответов.) Для модели «выручка от рекламы» получено R² = 0,95. Какие утверждения верны?</w:t>
       </w:r>
     </w:p>
     <w:p>
+      <w:pPr>
+        <w:pStyle w:val="ListBullet"/>
+      </w:pPr>
       <w:r>
-        <w:t>________________________________________________________________________________</w:t>
+        <w:t>а) 95 % разброса выручки между месяцами объясняется различиями в расходах на рекламу</w:t>
+      </w:r>
+    </w:p>
+    <w:p>
+      <w:pPr>
+        <w:pStyle w:val="ListBullet"/>
+      </w:pPr>
+      <w:r>
+        <w:t>б) модель предсказывает выручку с ошибкой не более 5 %</w:t>
+      </w:r>
+    </w:p>
+    <w:p>
+      <w:pPr>
+        <w:pStyle w:val="ListBullet"/>
+      </w:pPr>
+      <w:r>
+        <w:t>в) оставшиеся 5 % разброса связаны с другими факторами и случайностью</w:t>
+      </w:r>
+    </w:p>
+    <w:p>
+      <w:pPr>
+        <w:pStyle w:val="ListBullet"/>
+      </w:pPr>
+      <w:r>
+        <w:t>г) доказано, что именно реклама является причиной роста выручки</w:t>
+      </w:r>
+    </w:p>
+    <w:p>
+      <w:pPr>
+        <w:pStyle w:val="ListBullet"/>
+      </w:pPr>
+      <w:r>
+        <w:t>д) R² = 0,95 — высокое качество подгонки в рамках имеющихся данных</w:t>
       </w:r>
     </w:p>
     <w:p>
@@ -518,7 +571,7 @@
         <w:t>10.</w:t>
       </w:r>
       <w:r>
-        <w:t xml:space="preserve"> (Короткий ответ.) Модель: </w:t>
+        <w:t xml:space="preserve"> Модель: </w:t>
       </w:r>
       <w:r>
         <w:rPr>
@@ -538,12 +591,39 @@
         <w:t>= (P − 60)·Q − 40 000</w:t>
       </w:r>
       <w:r>
-        <w:t>. Чему равны Q и прибыль при P = 150? Покажите вычисления.</w:t>
+        <w:t>. Чему равны спрос Q и прибыль при P = 150?</w:t>
       </w:r>
     </w:p>
     <w:p>
+      <w:pPr>
+        <w:pStyle w:val="ListBullet"/>
+      </w:pPr>
       <w:r>
-        <w:t>________________________________________________________________________________</w:t>
+        <w:t>а) Q = 800, прибыль = 32 000</w:t>
+      </w:r>
+    </w:p>
+    <w:p>
+      <w:pPr>
+        <w:pStyle w:val="ListBullet"/>
+      </w:pPr>
+      <w:r>
+        <w:t>б) Q = 800, прибыль = 72 000</w:t>
+      </w:r>
+    </w:p>
+    <w:p>
+      <w:pPr>
+        <w:pStyle w:val="ListBullet"/>
+      </w:pPr>
+      <w:r>
+        <w:t>в) Q = 1200, прибыль = 68 000</w:t>
+      </w:r>
+    </w:p>
+    <w:p>
+      <w:pPr>
+        <w:pStyle w:val="ListBullet"/>
+      </w:pPr>
+      <w:r>
+        <w:t>г) Q = 800, прибыль = 80 000</w:t>
       </w:r>
     </w:p>
     <w:p>
@@ -1113,7 +1193,7 @@
               <w:rPr>
                 <w:sz w:val="20"/>
               </w:rPr>
-              <w:t>95 % изменений выручки объясняются рекламой (в рамках данных); 5 % — прочие факторы и случайность</w:t>
+              <w:t>а, в, д</w:t>
             </w:r>
           </w:p>
         </w:tc>
@@ -1131,7 +1211,7 @@
               <w:rPr>
                 <w:sz w:val="20"/>
               </w:rPr>
-              <w:t>принимать любую корректную формулировку про «долю объяснённого разброса»</w:t>
+              <w:t>б — R² не задаёт процент ошибки прогноза; г — корреляция ≠ причинность. Балл — только при полном совпадении набора</w:t>
             </w:r>
           </w:p>
         </w:tc>
@@ -1169,14 +1249,7 @@
               <w:rPr>
                 <w:sz w:val="20"/>
               </w:rPr>
-              <w:t xml:space="preserve">Q = 2000 − 8·150 = 800; прибыль = (150 − 60)·800 − 40 000 = 72 000 − 40 000 = </w:t>
-            </w:r>
-            <w:r>
-              <w:rPr>
-                <w:b/>
-                <w:sz w:val="20"/>
-              </w:rPr>
-              <w:t>32 000</w:t>
+              <w:t>а</w:t>
             </w:r>
           </w:p>
         </w:tc>
@@ -1190,6 +1263,12 @@
                 <w:sz w:val="20"/>
               </w:rPr>
             </w:r>
+            <w:r>
+              <w:rPr>
+                <w:sz w:val="20"/>
+              </w:rPr>
+              <w:t>Q = 2000 − 8·150 = 800; прибыль = (150 − 60)·800 − 40 000 = 72 000 − 40 000 = 32 000. Дистракторы: б — забыли вычесть FC; в — ошибка в Q (2000 − 800); г — посчитали выручку минус FC</w:t>
+            </w:r>
           </w:p>
         </w:tc>
       </w:tr>
@@ -1201,7 +1280,7 @@
     </w:p>
     <w:p>
       <w:r>
-        <w:t>Оценивание: 1 балл за каждый вопрос; 9–10 — «5», 7–8 — «4», 5–6 — «3».</w:t>
+        <w:t>Оценивание: 1 балл за каждый вопрос; 9–10 — «5», 7–8 — «4», 5–6 — «3». Все вопросы закрытого типа (1–8, 10 — один ответ; 9 — множественный выбор), открытых вопросов нет.</w:t>
       </w:r>
     </w:p>
     <w:sectPr>
